--- a/Documentation/informes/Plan_Iteracion_Sprint11_RespiCare.docx
+++ b/Documentation/informes/Plan_Iteracion_Sprint11_RespiCare.docx
@@ -711,6 +711,167 @@
           <w:sz w:val="24"/>
         </w:rPr>
         <w:t>Entregables de otras iteraciones (Sprint 10 y anteriores ya cerrados; Sprint 12 y posteriores aún no iniciados).</w:t>
+      </w:r>
+    </w:p>
+    <w:p>
+      <w:pPr>
+        <w:jc w:val="both"/>
+      </w:pPr>
+      <w:r>
+        <w:rPr>
+          <w:rFonts w:ascii="Times New Roman" w:hAnsi="Times New Roman" w:cs="Times New Roman"/>
+          <w:b/>
+          <w:i w:val="0"/>
+          <w:sz w:val="24"/>
+        </w:rPr>
+        <w:t>Requerimientos Funcionales relacionados</w:t>
+      </w:r>
+      <w:r>
+        <w:rPr>
+          <w:rFonts w:ascii="Times New Roman" w:hAnsi="Times New Roman" w:cs="Times New Roman"/>
+          <w:b w:val="0"/>
+          <w:i w:val="0"/>
+          <w:sz w:val="24"/>
+        </w:rPr>
+        <w:t xml:space="preserve"> (Documentation/trazabilidad/Matriz_Trazabilidad_RespiCare.xlsx):</w:t>
+      </w:r>
+    </w:p>
+    <w:p>
+      <w:pPr>
+        <w:pStyle w:val="ListBullet"/>
+      </w:pPr>
+      <w:r>
+        <w:rPr>
+          <w:rFonts w:ascii="Times New Roman" w:hAnsi="Times New Roman" w:cs="Times New Roman"/>
+          <w:b/>
+          <w:i w:val="0"/>
+          <w:sz w:val="24"/>
+        </w:rPr>
+        <w:t>RF-010</w:t>
+      </w:r>
+      <w:r>
+        <w:rPr>
+          <w:rFonts w:ascii="Times New Roman" w:hAnsi="Times New Roman" w:cs="Times New Roman"/>
+          <w:b w:val="0"/>
+          <w:i w:val="0"/>
+          <w:sz w:val="24"/>
+        </w:rPr>
+        <w:t>: Reportes y estadísticas — extensión — dashboard ejecutivo</w:t>
+      </w:r>
+    </w:p>
+    <w:p>
+      <w:pPr>
+        <w:pStyle w:val="ListBullet"/>
+      </w:pPr>
+      <w:r>
+        <w:rPr>
+          <w:rFonts w:ascii="Times New Roman" w:hAnsi="Times New Roman" w:cs="Times New Roman"/>
+          <w:b/>
+          <w:i w:val="0"/>
+          <w:sz w:val="24"/>
+        </w:rPr>
+        <w:t>RF-006</w:t>
+      </w:r>
+      <w:r>
+        <w:rPr>
+          <w:rFonts w:ascii="Times New Roman" w:hAnsi="Times New Roman" w:cs="Times New Roman"/>
+          <w:b w:val="0"/>
+          <w:i w:val="0"/>
+          <w:sz w:val="24"/>
+        </w:rPr>
+        <w:t>: Explicabilidad (SHAP) — extensión — dashboard de explicabilidad</w:t>
+      </w:r>
+    </w:p>
+    <w:p>
+      <w:pPr>
+        <w:pStyle w:val="ListBullet"/>
+      </w:pPr>
+      <w:r>
+        <w:rPr>
+          <w:rFonts w:ascii="Times New Roman" w:hAnsi="Times New Roman" w:cs="Times New Roman"/>
+          <w:b/>
+          <w:i w:val="0"/>
+          <w:sz w:val="24"/>
+        </w:rPr>
+        <w:t>RF-007</w:t>
+      </w:r>
+      <w:r>
+        <w:rPr>
+          <w:rFonts w:ascii="Times New Roman" w:hAnsi="Times New Roman" w:cs="Times New Roman"/>
+          <w:b w:val="0"/>
+          <w:i w:val="0"/>
+          <w:sz w:val="24"/>
+        </w:rPr>
+        <w:t>: Panel del doctor — asociado temáticamente — panel orientado al tomador de decisión</w:t>
+      </w:r>
+    </w:p>
+    <w:p>
+      <w:pPr>
+        <w:jc w:val="both"/>
+      </w:pPr>
+      <w:r>
+        <w:rPr>
+          <w:rFonts w:ascii="Times New Roman" w:hAnsi="Times New Roman" w:cs="Times New Roman"/>
+          <w:b/>
+          <w:i w:val="0"/>
+          <w:sz w:val="24"/>
+        </w:rPr>
+        <w:t>Requerimientos No Funcionales relacionados</w:t>
+      </w:r>
+      <w:r>
+        <w:rPr>
+          <w:rFonts w:ascii="Times New Roman" w:hAnsi="Times New Roman" w:cs="Times New Roman"/>
+          <w:b w:val="0"/>
+          <w:i w:val="0"/>
+          <w:sz w:val="24"/>
+        </w:rPr>
+        <w:t xml:space="preserve"> (FD03-EPIS-Informe SRS de Proyecto.docx, Cuadro de Requerimientos No Funcionales):</w:t>
+      </w:r>
+    </w:p>
+    <w:p>
+      <w:pPr>
+        <w:pStyle w:val="ListBullet"/>
+      </w:pPr>
+      <w:r>
+        <w:rPr>
+          <w:rFonts w:ascii="Times New Roman" w:hAnsi="Times New Roman" w:cs="Times New Roman"/>
+          <w:b/>
+          <w:i w:val="0"/>
+          <w:sz w:val="24"/>
+        </w:rPr>
+        <w:t>RNF-001</w:t>
+      </w:r>
+      <w:r>
+        <w:rPr>
+          <w:rFonts w:ascii="Times New Roman" w:hAnsi="Times New Roman" w:cs="Times New Roman"/>
+          <w:b w:val="0"/>
+          <w:i w:val="0"/>
+          <w:sz w:val="24"/>
+        </w:rPr>
+        <w:t>: Usabilidad</w:t>
+      </w:r>
+    </w:p>
+    <w:p>
+      <w:pPr>
+        <w:pStyle w:val="ListBullet"/>
+      </w:pPr>
+      <w:r>
+        <w:rPr>
+          <w:rFonts w:ascii="Times New Roman" w:hAnsi="Times New Roman" w:cs="Times New Roman"/>
+          <w:b/>
+          <w:i w:val="0"/>
+          <w:sz w:val="24"/>
+        </w:rPr>
+        <w:t>RNF-011</w:t>
+      </w:r>
+      <w:r>
+        <w:rPr>
+          <w:rFonts w:ascii="Times New Roman" w:hAnsi="Times New Roman" w:cs="Times New Roman"/>
+          <w:b w:val="0"/>
+          <w:i w:val="0"/>
+          <w:sz w:val="24"/>
+        </w:rPr>
+        <w:t>: Explicabilidad</w:t>
       </w:r>
     </w:p>
     <w:p>
@@ -2847,6 +3008,474 @@
     <w:p/>
     <w:p>
       <w:pPr>
+        <w:jc w:val="both"/>
+      </w:pPr>
+      <w:r>
+        <w:rPr>
+          <w:rFonts w:ascii="Times New Roman" w:hAnsi="Times New Roman" w:cs="Times New Roman"/>
+          <w:b/>
+          <w:i w:val="0"/>
+          <w:sz w:val="24"/>
+        </w:rPr>
+        <w:t>Evidencia de código (extractos reales verificados del repositorio):</w:t>
+      </w:r>
+    </w:p>
+    <w:p>
+      <w:pPr>
+        <w:jc w:val="both"/>
+      </w:pPr>
+      <w:r>
+        <w:rPr>
+          <w:rFonts w:ascii="Times New Roman" w:hAnsi="Times New Roman" w:cs="Times New Roman"/>
+          <w:b w:val="0"/>
+          <w:i/>
+          <w:sz w:val="24"/>
+        </w:rPr>
+        <w:t>Entregable: Dashboard de explicabilidad ShapDashboard.js</w:t>
+      </w:r>
+    </w:p>
+    <w:p>
+      <w:pPr>
+        <w:jc w:val="both"/>
+      </w:pPr>
+      <w:r>
+        <w:rPr>
+          <w:rFonts w:ascii="Consolas" w:hAnsi="Consolas" w:cs="Consolas"/>
+          <w:b w:val="0"/>
+          <w:i w:val="0"/>
+          <w:sz w:val="18"/>
+        </w:rPr>
+        <w:t>web/src/components/ShapDashboard.js</w:t>
+      </w:r>
+      <w:r>
+        <w:rPr>
+          <w:rFonts w:ascii="Times New Roman" w:hAnsi="Times New Roman" w:cs="Times New Roman"/>
+          <w:b w:val="0"/>
+          <w:i w:val="0"/>
+          <w:sz w:val="24"/>
+        </w:rPr>
+        <w:t xml:space="preserve"> (líneas 37-58):</w:t>
+      </w:r>
+    </w:p>
+    <w:p>
+      <w:pPr>
+        <w:spacing w:after="0" w:before="0"/>
+      </w:pPr>
+      <w:r>
+        <w:rPr>
+          <w:rFonts w:ascii="Consolas" w:hAnsi="Consolas" w:cs="Consolas"/>
+          <w:b w:val="0"/>
+          <w:i w:val="0"/>
+          <w:sz w:val="18"/>
+        </w:rPr>
+        <w:t>function ShapDashboard() {</w:t>
+      </w:r>
+    </w:p>
+    <w:p>
+      <w:pPr>
+        <w:spacing w:after="0" w:before="0"/>
+      </w:pPr>
+      <w:r>
+        <w:rPr>
+          <w:rFonts w:ascii="Consolas" w:hAnsi="Consolas" w:cs="Consolas"/>
+          <w:b w:val="0"/>
+          <w:i w:val="0"/>
+          <w:sz w:val="18"/>
+        </w:rPr>
+        <w:t xml:space="preserve">  const [metrics, setMetrics] = useState(null);</w:t>
+      </w:r>
+    </w:p>
+    <w:p>
+      <w:pPr>
+        <w:spacing w:after="0" w:before="0"/>
+      </w:pPr>
+      <w:r>
+        <w:rPr>
+          <w:rFonts w:ascii="Consolas" w:hAnsi="Consolas" w:cs="Consolas"/>
+          <w:b w:val="0"/>
+          <w:i w:val="0"/>
+          <w:sz w:val="18"/>
+        </w:rPr>
+        <w:t xml:space="preserve">  const [featureInfluence, setFeatureInfluence] = useState(null);</w:t>
+      </w:r>
+    </w:p>
+    <w:p>
+      <w:pPr>
+        <w:spacing w:after="0" w:before="0"/>
+      </w:pPr>
+      <w:r>
+        <w:rPr>
+          <w:rFonts w:ascii="Consolas" w:hAnsi="Consolas" w:cs="Consolas"/>
+          <w:b w:val="0"/>
+          <w:i w:val="0"/>
+          <w:sz w:val="18"/>
+        </w:rPr>
+        <w:t xml:space="preserve">  const [fairness, setFairness] = useState({});</w:t>
+      </w:r>
+    </w:p>
+    <w:p>
+      <w:pPr>
+        <w:spacing w:after="0" w:before="0"/>
+      </w:pPr>
+      <w:r>
+        <w:rPr>
+          <w:rFonts w:ascii="Consolas" w:hAnsi="Consolas" w:cs="Consolas"/>
+          <w:b w:val="0"/>
+          <w:i w:val="0"/>
+          <w:sz w:val="18"/>
+        </w:rPr>
+        <w:t xml:space="preserve">  const [selectedDays, setSelectedDays] = useState(7);</w:t>
+      </w:r>
+    </w:p>
+    <w:p>
+      <w:pPr>
+        <w:spacing w:after="0" w:before="0"/>
+      </w:pPr>
+      <w:r>
+        <w:rPr>
+          <w:rFonts w:ascii="Consolas" w:hAnsi="Consolas" w:cs="Consolas"/>
+          <w:b w:val="0"/>
+          <w:i w:val="0"/>
+          <w:sz w:val="18"/>
+        </w:rPr>
+        <w:t xml:space="preserve">  const [selectedGroup, setSelectedGroup] = useState('gender');</w:t>
+      </w:r>
+    </w:p>
+    <w:p>
+      <w:pPr>
+        <w:spacing w:after="0" w:before="0"/>
+      </w:pPr>
+      <w:r>
+        <w:rPr>
+          <w:rFonts w:ascii="Consolas" w:hAnsi="Consolas" w:cs="Consolas"/>
+          <w:b w:val="0"/>
+          <w:i w:val="0"/>
+          <w:sz w:val="18"/>
+        </w:rPr>
+        <w:t xml:space="preserve">  const [loading, setLoading] = useState(true);</w:t>
+      </w:r>
+    </w:p>
+    <w:p>
+      <w:pPr>
+        <w:spacing w:after="0" w:before="0"/>
+      </w:pPr>
+      <w:r>
+        <w:rPr>
+          <w:rFonts w:ascii="Consolas" w:hAnsi="Consolas" w:cs="Consolas"/>
+          <w:b w:val="0"/>
+          <w:i w:val="0"/>
+          <w:sz w:val="18"/>
+        </w:rPr>
+        <w:t xml:space="preserve">  const [error, setError] = useState(null);</w:t>
+      </w:r>
+    </w:p>
+    <w:p>
+      <w:pPr>
+        <w:spacing w:after="0" w:before="0"/>
+      </w:pPr>
+      <w:r>
+        <w:rPr>
+          <w:rFonts w:ascii="Consolas" w:hAnsi="Consolas" w:cs="Consolas"/>
+          <w:b w:val="0"/>
+          <w:i w:val="0"/>
+          <w:sz w:val="18"/>
+        </w:rPr>
+        <w:t xml:space="preserve"> </w:t>
+      </w:r>
+    </w:p>
+    <w:p>
+      <w:pPr>
+        <w:spacing w:after="0" w:before="0"/>
+      </w:pPr>
+      <w:r>
+        <w:rPr>
+          <w:rFonts w:ascii="Consolas" w:hAnsi="Consolas" w:cs="Consolas"/>
+          <w:b w:val="0"/>
+          <w:i w:val="0"/>
+          <w:sz w:val="18"/>
+        </w:rPr>
+        <w:t xml:space="preserve">  useEffect(() =&gt; {</w:t>
+      </w:r>
+    </w:p>
+    <w:p>
+      <w:pPr>
+        <w:spacing w:after="0" w:before="0"/>
+      </w:pPr>
+      <w:r>
+        <w:rPr>
+          <w:rFonts w:ascii="Consolas" w:hAnsi="Consolas" w:cs="Consolas"/>
+          <w:b w:val="0"/>
+          <w:i w:val="0"/>
+          <w:sz w:val="18"/>
+        </w:rPr>
+        <w:t xml:space="preserve">    fetchData();</w:t>
+      </w:r>
+    </w:p>
+    <w:p>
+      <w:pPr>
+        <w:spacing w:after="0" w:before="0"/>
+      </w:pPr>
+      <w:r>
+        <w:rPr>
+          <w:rFonts w:ascii="Consolas" w:hAnsi="Consolas" w:cs="Consolas"/>
+          <w:b w:val="0"/>
+          <w:i w:val="0"/>
+          <w:sz w:val="18"/>
+        </w:rPr>
+        <w:t xml:space="preserve">    // eslint-disable-next-line react-hooks/exhaustive-deps</w:t>
+      </w:r>
+    </w:p>
+    <w:p>
+      <w:pPr>
+        <w:spacing w:after="0" w:before="0"/>
+      </w:pPr>
+      <w:r>
+        <w:rPr>
+          <w:rFonts w:ascii="Consolas" w:hAnsi="Consolas" w:cs="Consolas"/>
+          <w:b w:val="0"/>
+          <w:i w:val="0"/>
+          <w:sz w:val="18"/>
+        </w:rPr>
+        <w:t xml:space="preserve">  }, [selectedDays, selectedGroup]);</w:t>
+      </w:r>
+    </w:p>
+    <w:p>
+      <w:pPr>
+        <w:spacing w:after="0" w:before="0"/>
+      </w:pPr>
+      <w:r>
+        <w:rPr>
+          <w:rFonts w:ascii="Consolas" w:hAnsi="Consolas" w:cs="Consolas"/>
+          <w:b w:val="0"/>
+          <w:i w:val="0"/>
+          <w:sz w:val="18"/>
+        </w:rPr>
+        <w:t xml:space="preserve"> </w:t>
+      </w:r>
+    </w:p>
+    <w:p>
+      <w:pPr>
+        <w:spacing w:after="0" w:before="0"/>
+      </w:pPr>
+      <w:r>
+        <w:rPr>
+          <w:rFonts w:ascii="Consolas" w:hAnsi="Consolas" w:cs="Consolas"/>
+          <w:b w:val="0"/>
+          <w:i w:val="0"/>
+          <w:sz w:val="18"/>
+        </w:rPr>
+        <w:t xml:space="preserve">  const fetchData = async () =&gt; {</w:t>
+      </w:r>
+    </w:p>
+    <w:p>
+      <w:pPr>
+        <w:spacing w:after="0" w:before="0"/>
+      </w:pPr>
+      <w:r>
+        <w:rPr>
+          <w:rFonts w:ascii="Consolas" w:hAnsi="Consolas" w:cs="Consolas"/>
+          <w:b w:val="0"/>
+          <w:i w:val="0"/>
+          <w:sz w:val="18"/>
+        </w:rPr>
+        <w:t xml:space="preserve">    setLoading(true);</w:t>
+      </w:r>
+    </w:p>
+    <w:p>
+      <w:pPr>
+        <w:spacing w:after="0" w:before="0"/>
+      </w:pPr>
+      <w:r>
+        <w:rPr>
+          <w:rFonts w:ascii="Consolas" w:hAnsi="Consolas" w:cs="Consolas"/>
+          <w:b w:val="0"/>
+          <w:i w:val="0"/>
+          <w:sz w:val="18"/>
+        </w:rPr>
+        <w:t xml:space="preserve">    setError(null);</w:t>
+      </w:r>
+    </w:p>
+    <w:p>
+      <w:pPr>
+        <w:spacing w:after="0" w:before="0"/>
+      </w:pPr>
+      <w:r>
+        <w:rPr>
+          <w:rFonts w:ascii="Consolas" w:hAnsi="Consolas" w:cs="Consolas"/>
+          <w:b w:val="0"/>
+          <w:i w:val="0"/>
+          <w:sz w:val="18"/>
+        </w:rPr>
+        <w:t xml:space="preserve">    try {</w:t>
+      </w:r>
+    </w:p>
+    <w:p>
+      <w:pPr>
+        <w:spacing w:after="0" w:before="0"/>
+      </w:pPr>
+      <w:r>
+        <w:rPr>
+          <w:rFonts w:ascii="Consolas" w:hAnsi="Consolas" w:cs="Consolas"/>
+          <w:b w:val="0"/>
+          <w:i w:val="0"/>
+          <w:sz w:val="18"/>
+        </w:rPr>
+        <w:t xml:space="preserve">      const [metricsRes, featureRes, fairnessRes] = await Promise.all([</w:t>
+      </w:r>
+    </w:p>
+    <w:p>
+      <w:pPr>
+        <w:spacing w:after="0" w:before="0"/>
+      </w:pPr>
+      <w:r>
+        <w:rPr>
+          <w:rFonts w:ascii="Consolas" w:hAnsi="Consolas" w:cs="Consolas"/>
+          <w:b w:val="0"/>
+          <w:i w:val="0"/>
+          <w:sz w:val="18"/>
+        </w:rPr>
+        <w:t xml:space="preserve">        axios.get(`${API_BASE}/analytics/ml/monitoring`, { params: { days: selectedDays } }),</w:t>
+      </w:r>
+    </w:p>
+    <w:p>
+      <w:pPr>
+        <w:spacing w:after="0" w:before="0"/>
+      </w:pPr>
+      <w:r>
+        <w:rPr>
+          <w:rFonts w:ascii="Consolas" w:hAnsi="Consolas" w:cs="Consolas"/>
+          <w:b w:val="0"/>
+          <w:i w:val="0"/>
+          <w:sz w:val="18"/>
+        </w:rPr>
+        <w:t xml:space="preserve">        axios.get(`${API_BASE}/analytics/ml/features`, { params: { top: 12 } }),</w:t>
+      </w:r>
+    </w:p>
+    <w:p>
+      <w:pPr>
+        <w:spacing w:after="0" w:before="0"/>
+      </w:pPr>
+      <w:r>
+        <w:rPr>
+          <w:rFonts w:ascii="Consolas" w:hAnsi="Consolas" w:cs="Consolas"/>
+          <w:b w:val="0"/>
+          <w:i w:val="0"/>
+          <w:sz w:val="18"/>
+        </w:rPr>
+        <w:t xml:space="preserve">        axios.get(`${API_BASE}/analytics/ml/fairness`, { params: { groupField: selectedGroup } }),</w:t>
+      </w:r>
+    </w:p>
+    <w:p>
+      <w:pPr>
+        <w:spacing w:after="0" w:before="0"/>
+      </w:pPr>
+      <w:r>
+        <w:rPr>
+          <w:rFonts w:ascii="Consolas" w:hAnsi="Consolas" w:cs="Consolas"/>
+          <w:b w:val="0"/>
+          <w:i w:val="0"/>
+          <w:sz w:val="18"/>
+        </w:rPr>
+        <w:t xml:space="preserve">      ]);</w:t>
+      </w:r>
+    </w:p>
+    <w:p/>
+    <w:p>
+      <w:pPr>
+        <w:jc w:val="both"/>
+      </w:pPr>
+      <w:r>
+        <w:rPr>
+          <w:rFonts w:ascii="Times New Roman" w:hAnsi="Times New Roman" w:cs="Times New Roman"/>
+          <w:b w:val="0"/>
+          <w:i/>
+          <w:sz w:val="24"/>
+        </w:rPr>
+        <w:t>Entregable: Componente web ExecutiveDashboard.js</w:t>
+      </w:r>
+    </w:p>
+    <w:p>
+      <w:pPr>
+        <w:jc w:val="both"/>
+      </w:pPr>
+      <w:r>
+        <w:rPr>
+          <w:rFonts w:ascii="Consolas" w:hAnsi="Consolas" w:cs="Consolas"/>
+          <w:b w:val="0"/>
+          <w:i w:val="0"/>
+          <w:sz w:val="18"/>
+        </w:rPr>
+        <w:t>web/src/components/ExecutiveDashboard.js</w:t>
+      </w:r>
+      <w:r>
+        <w:rPr>
+          <w:rFonts w:ascii="Times New Roman" w:hAnsi="Times New Roman" w:cs="Times New Roman"/>
+          <w:b w:val="0"/>
+          <w:i w:val="0"/>
+          <w:sz w:val="24"/>
+        </w:rPr>
+        <w:t xml:space="preserve"> (líneas 71-74):</w:t>
+      </w:r>
+    </w:p>
+    <w:p>
+      <w:pPr>
+        <w:spacing w:after="0" w:before="0"/>
+      </w:pPr>
+      <w:r>
+        <w:rPr>
+          <w:rFonts w:ascii="Consolas" w:hAnsi="Consolas" w:cs="Consolas"/>
+          <w:b w:val="0"/>
+          <w:i w:val="0"/>
+          <w:sz w:val="18"/>
+        </w:rPr>
+        <w:t>function ExecutiveDashboard({ refreshInterval = 60000, autoRefresh = true }) {</w:t>
+      </w:r>
+    </w:p>
+    <w:p>
+      <w:pPr>
+        <w:spacing w:after="0" w:before="0"/>
+      </w:pPr>
+      <w:r>
+        <w:rPr>
+          <w:rFonts w:ascii="Consolas" w:hAnsi="Consolas" w:cs="Consolas"/>
+          <w:b w:val="0"/>
+          <w:i w:val="0"/>
+          <w:sz w:val="18"/>
+        </w:rPr>
+        <w:t xml:space="preserve">  const [data, setData] = useState(INITIAL_STATE);</w:t>
+      </w:r>
+    </w:p>
+    <w:p>
+      <w:pPr>
+        <w:spacing w:after="0" w:before="0"/>
+      </w:pPr>
+      <w:r>
+        <w:rPr>
+          <w:rFonts w:ascii="Consolas" w:hAnsi="Consolas" w:cs="Consolas"/>
+          <w:b w:val="0"/>
+          <w:i w:val="0"/>
+          <w:sz w:val="18"/>
+        </w:rPr>
+        <w:t xml:space="preserve">  const [loading, setLoading] = useState(true);</w:t>
+      </w:r>
+    </w:p>
+    <w:p>
+      <w:pPr>
+        <w:spacing w:after="0" w:before="0"/>
+      </w:pPr>
+      <w:r>
+        <w:rPr>
+          <w:rFonts w:ascii="Consolas" w:hAnsi="Consolas" w:cs="Consolas"/>
+          <w:b w:val="0"/>
+          <w:i w:val="0"/>
+          <w:sz w:val="18"/>
+        </w:rPr>
+        <w:t xml:space="preserve">  const [error, setError] = useState(null);</w:t>
+      </w:r>
+    </w:p>
+    <w:p/>
+    <w:p>
+      <w:pPr>
         <w:spacing w:before="240" w:after="120"/>
       </w:pPr>
       <w:r>
